--- a/docs/JARVIS_Build_Test_Evaluation_Guide.docx
+++ b/docs/JARVIS_Build_Test_Evaluation_Guide.docx
@@ -2835,6 +2835,48 @@
         <w:pStyle w:val="ListBullet"/>
       </w:pPr>
       <w:r>
+        <w:t>A speech model must be *usable*, not merely present:</w:t>
+      </w:r>
+      <w:r>
+        <w:rPr>
+          <w:rFonts w:ascii="Consolas" w:hAnsi="Consolas"/>
+          <w:sz w:val="18"/>
+        </w:rPr>
+        <w:t>conf/model.conf</w:t>
+      </w:r>
+      <w:r>
+        <w:t>has to exist with</w:t>
+      </w:r>
+    </w:p>
+    <w:p>
+      <w:r>
+        <w:t>content and the model has to hold at least</w:t>
+      </w:r>
+      <w:r>
+        <w:rPr>
+          <w:b/>
+        </w:rPr>
+        <w:t>1 MiB</w:t>
+      </w:r>
+      <w:r>
+        <w:t>of payload. Both the importer and the</w:t>
+      </w:r>
+    </w:p>
+    <w:p>
+      <w:r>
+        <w:t>speech engine check the contents before loading, so an empty or truncated model is refused</w:t>
+      </w:r>
+    </w:p>
+    <w:p>
+      <w:r>
+        <w:t>with the reason (file count and size) instead of failing later at the orb.</w:t>
+      </w:r>
+    </w:p>
+    <w:p>
+      <w:pPr>
+        <w:pStyle w:val="ListBullet"/>
+      </w:pPr>
+      <w:r>
         <w:t>Reply model: ≤</w:t>
       </w:r>
       <w:r>

--- a/docs/JARVIS_Build_Test_Evaluation_Guide.docx
+++ b/docs/JARVIS_Build_Test_Evaluation_Guide.docx
@@ -2789,7 +2789,7 @@
         <w:rPr>
           <w:b/>
         </w:rPr>
-        <w:t>2,000,000,000 bytes</w:t>
+        <w:t>3,221,225,472 bytes (3 GiB) extracted</w:t>
       </w:r>
       <w:r>
         <w:t>, ≤</w:t>
@@ -2801,10 +2801,13 @@
         <w:t>5,000 entries</w:t>
       </w:r>
       <w:r>
-        <w:t>, model root searched to</w:t>
+        <w:t>, model root</w:t>
       </w:r>
     </w:p>
     <w:p>
+      <w:r>
+        <w:t>searched to</w:t>
+      </w:r>
       <w:r>
         <w:rPr>
           <w:b/>
@@ -2822,12 +2825,32 @@
         <w:t>conf/model.conf</w:t>
       </w:r>
       <w:r>
-        <w:t>; archives are extracted with zip-slip</w:t>
+        <w:t>; archives are extracted with</w:t>
       </w:r>
     </w:p>
     <w:p>
       <w:r>
-        <w:t>protection into private storage.</w:t>
+        <w:t>zip-slip protection into private storage. The 3 GiB cap is sized to admit the largest</w:t>
+      </w:r>
+    </w:p>
+    <w:p>
+      <w:r>
+        <w:t>official model (</w:t>
+      </w:r>
+      <w:r>
+        <w:rPr>
+          <w:rFonts w:ascii="Consolas" w:hAnsi="Consolas"/>
+          <w:sz w:val="18"/>
+        </w:rPr>
+        <w:t>vosk-model-en-us-0.22-lgraph</w:t>
+      </w:r>
+      <w:r>
+        <w:t>, ≈2.3 GB extracted) while still bounding</w:t>
+      </w:r>
+    </w:p>
+    <w:p>
+      <w:r>
+        <w:t>how much of the user data partition a single import can fill.</w:t>
       </w:r>
     </w:p>
     <w:p>
